--- a/kasa.docx
+++ b/kasa.docx
@@ -3,6 +3,13 @@
 <w:document xmlns:wpc="http://schemas.microsoft.com/office/word/2010/wordprocessingCanvas" xmlns:cx="http://schemas.microsoft.com/office/drawing/2014/chartex" xmlns:cx1="http://schemas.microsoft.com/office/drawing/2015/9/8/chartex" xmlns:cx2="http://schemas.microsoft.com/office/drawing/2015/10/21/chartex" xmlns:cx3="http://schemas.microsoft.com/office/drawing/2016/5/9/chartex" xmlns:cx4="http://schemas.microsoft.com/office/drawing/2016/5/10/chartex" xmlns:cx5="http://schemas.microsoft.com/office/drawing/2016/5/11/chartex" xmlns:cx6="http://schemas.microsoft.com/office/drawing/2016/5/12/chartex" xmlns:cx7="http://schemas.microsoft.com/office/drawing/2016/5/13/chartex" xmlns:cx8="http://schemas.microsoft.com/office/drawing/2016/5/14/chartex" xmlns:mc="http://schemas.openxmlformats.org/markup-compatibility/2006" xmlns:aink="http://schemas.microsoft.com/office/drawing/2016/ink" xmlns:am3d="http://schemas.microsoft.com/office/drawing/2017/model3d" xmlns:o="urn:schemas-microsoft-com:office:office" xmlns:oel="http://schemas.microsoft.com/office/2019/extlst" xmlns:r="http://schemas.openxmlformats.org/officeDocument/2006/relationships" xmlns:m="http://schemas.openxmlformats.org/officeDocument/2006/math" xmlns:v="urn:schemas-microsoft-com:vml" xmlns:wp14="http://schemas.microsoft.com/office/word/2010/wordprocessingDrawing" xmlns:wp="http://schemas.openxmlformats.org/drawingml/2006/wordprocessingDrawing" xmlns:w10="urn:schemas-microsoft-com:office:word" xmlns:w="http://schemas.openxmlformats.org/wordprocessingml/2006/main" xmlns:w14="http://schemas.microsoft.com/office/word/2010/wordml" xmlns:w15="http://schemas.microsoft.com/office/word/2012/wordml" xmlns:w16cex="http://schemas.microsoft.com/office/word/2018/wordml/cex" xmlns:w16cid="http://schemas.microsoft.com/office/word/2016/wordml/cid" xmlns:w16="http://schemas.microsoft.com/office/word/2018/wordml" xmlns:w16du="http://schemas.microsoft.com/office/word/2023/wordml/word16du" xmlns:w16sdtdh="http://schemas.microsoft.com/office/word/2020/wordml/sdtdatahash" xmlns:w16sdtfl="http://schemas.microsoft.com/office/word/2024/wordml/sdtformatlock" xmlns:w16se="http://schemas.microsoft.com/office/word/2015/wordml/symex" xmlns:wpg="http://schemas.microsoft.com/office/word/2010/wordprocessingGroup" xmlns:wpi="http://schemas.microsoft.com/office/word/2010/wordprocessingInk" xmlns:wne="http://schemas.microsoft.com/office/word/2006/wordml" xmlns:wps="http://schemas.microsoft.com/office/word/2010/wordprocessingShape" mc:Ignorable="w14 w15 w16se w16cid w16 w16cex w16sdtdh w16sdtfl w16du wp14">
   <w:body>
     <w:p>
+      <w:pPr>
+        <w:rPr>
+          <w:rFonts w:ascii="Arial" w:hAnsi="Arial"/>
+          <w:color w:val="000000"/>
+          <w:shd w:val="clear" w:color="auto" w:fill="FFFFFF"/>
+        </w:rPr>
+      </w:pPr>
       <w:r>
         <w:rPr>
           <w:rFonts w:ascii="Arial" w:hAnsi="Arial"/>
@@ -79,7 +86,24 @@
           <w:color w:val="000000"/>
           <w:shd w:val="clear" w:color="auto" w:fill="FFFFFF"/>
         </w:rPr>
-        <w:t xml:space="preserve"> App ou Vite. </w:t>
+        <w:t xml:space="preserve"> App ou Vite.</w:t>
+      </w:r>
+    </w:p>
+    <w:p>
+      <w:pPr>
+        <w:rPr>
+          <w:rFonts w:ascii="Arial" w:hAnsi="Arial"/>
+          <w:color w:val="000000"/>
+          <w:shd w:val="clear" w:color="auto" w:fill="FFFFFF"/>
+        </w:rPr>
+      </w:pPr>
+      <w:r>
+        <w:rPr>
+          <w:rFonts w:ascii="Arial" w:hAnsi="Arial"/>
+          <w:color w:val="000000"/>
+          <w:shd w:val="clear" w:color="auto" w:fill="FFFFFF"/>
+        </w:rPr>
+        <w:t xml:space="preserve"> </w:t>
       </w:r>
       <w:r>
         <w:rPr>
@@ -205,6 +229,15 @@
         </w:rPr>
         <w:t xml:space="preserve">). </w:t>
       </w:r>
+    </w:p>
+    <w:p>
+      <w:pPr>
+        <w:rPr>
+          <w:rFonts w:ascii="Arial" w:hAnsi="Arial"/>
+          <w:color w:val="000000"/>
+          <w:shd w:val="clear" w:color="auto" w:fill="FFFFFF"/>
+        </w:rPr>
+      </w:pPr>
       <w:r>
         <w:rPr>
           <w:rFonts w:ascii="Segoe UI Symbol" w:hAnsi="Segoe UI Symbol" w:cs="Segoe UI Symbol"/>
@@ -239,6 +272,15 @@
         </w:rPr>
         <w:t xml:space="preserve">. </w:t>
       </w:r>
+    </w:p>
+    <w:p>
+      <w:pPr>
+        <w:rPr>
+          <w:rFonts w:ascii="Arial" w:hAnsi="Arial"/>
+          <w:color w:val="000000"/>
+          <w:shd w:val="clear" w:color="auto" w:fill="FFFFFF"/>
+        </w:rPr>
+      </w:pPr>
       <w:r>
         <w:rPr>
           <w:rFonts w:ascii="Segoe UI Symbol" w:hAnsi="Segoe UI Symbol" w:cs="Segoe UI Symbol"/>
@@ -273,6 +315,15 @@
         </w:rPr>
         <w:t xml:space="preserve">. </w:t>
       </w:r>
+    </w:p>
+    <w:p>
+      <w:pPr>
+        <w:rPr>
+          <w:rFonts w:ascii="Arial" w:hAnsi="Arial"/>
+          <w:color w:val="000000"/>
+          <w:shd w:val="clear" w:color="auto" w:fill="FFFFFF"/>
+        </w:rPr>
+      </w:pPr>
       <w:r>
         <w:rPr>
           <w:rFonts w:ascii="Segoe UI Symbol" w:hAnsi="Segoe UI Symbol" w:cs="Segoe UI Symbol"/>
@@ -287,7 +338,24 @@
           <w:color w:val="000000"/>
           <w:shd w:val="clear" w:color="auto" w:fill="FFFFFF"/>
         </w:rPr>
-        <w:t xml:space="preserve"> L’étudiant a structuré les fichiers de son code en une architecture logique. </w:t>
+        <w:t xml:space="preserve"> L’étudiant a structuré les fichiers de son code en une architecture logique.</w:t>
+      </w:r>
+    </w:p>
+    <w:p>
+      <w:pPr>
+        <w:rPr>
+          <w:rFonts w:ascii="Arial" w:hAnsi="Arial"/>
+          <w:color w:val="000000"/>
+          <w:shd w:val="clear" w:color="auto" w:fill="FFFFFF"/>
+        </w:rPr>
+      </w:pPr>
+      <w:r>
+        <w:rPr>
+          <w:rFonts w:ascii="Arial" w:hAnsi="Arial"/>
+          <w:color w:val="000000"/>
+          <w:shd w:val="clear" w:color="auto" w:fill="FFFFFF"/>
+        </w:rPr>
+        <w:t xml:space="preserve"> </w:t>
       </w:r>
       <w:r>
         <w:rPr>
@@ -305,6 +373,15 @@
         </w:rPr>
         <w:t xml:space="preserve"> Il n’y a ni erreur ni warning dans la console. </w:t>
       </w:r>
+    </w:p>
+    <w:p>
+      <w:pPr>
+        <w:rPr>
+          <w:rFonts w:ascii="Arial" w:hAnsi="Arial"/>
+          <w:color w:val="000000"/>
+          <w:shd w:val="clear" w:color="auto" w:fill="FFFFFF"/>
+        </w:rPr>
+      </w:pPr>
       <w:r>
         <w:rPr>
           <w:rFonts w:ascii="Segoe UI Symbol" w:hAnsi="Segoe UI Symbol" w:cs="Segoe UI Symbol"/>
@@ -321,6 +398,15 @@
         </w:rPr>
         <w:t xml:space="preserve"> Le principe "un composant par fichier" est bien respecté. </w:t>
       </w:r>
+    </w:p>
+    <w:p>
+      <w:pPr>
+        <w:rPr>
+          <w:rFonts w:ascii="Arial" w:hAnsi="Arial"/>
+          <w:color w:val="000000"/>
+          <w:shd w:val="clear" w:color="auto" w:fill="FFFFFF"/>
+        </w:rPr>
+      </w:pPr>
       <w:r>
         <w:rPr>
           <w:rFonts w:ascii="Segoe UI Symbol" w:hAnsi="Segoe UI Symbol" w:cs="Segoe UI Symbol"/>
@@ -391,6 +477,15 @@
         </w:rPr>
         <w:t xml:space="preserve"> Le code du projet peut être validé si : </w:t>
       </w:r>
+    </w:p>
+    <w:p>
+      <w:pPr>
+        <w:rPr>
+          <w:rFonts w:ascii="Arial" w:hAnsi="Arial"/>
+          <w:color w:val="000000"/>
+          <w:shd w:val="clear" w:color="auto" w:fill="FFFFFF"/>
+        </w:rPr>
+      </w:pPr>
       <w:r>
         <w:rPr>
           <w:rFonts w:ascii="Segoe UI Symbol" w:hAnsi="Segoe UI Symbol" w:cs="Segoe UI Symbol"/>
@@ -407,6 +502,15 @@
         </w:rPr>
         <w:t xml:space="preserve"> Le composant Collapse se ferme et s'ouvre bien au clic de l'utilisateur. Les comportements précisés dans les contraintes fonctionnelles sont respectés. </w:t>
       </w:r>
+    </w:p>
+    <w:p>
+      <w:pPr>
+        <w:rPr>
+          <w:rFonts w:ascii="Arial" w:hAnsi="Arial"/>
+          <w:color w:val="000000"/>
+          <w:shd w:val="clear" w:color="auto" w:fill="FFFFFF"/>
+        </w:rPr>
+      </w:pPr>
       <w:r>
         <w:rPr>
           <w:rFonts w:ascii="Segoe UI Symbol" w:hAnsi="Segoe UI Symbol" w:cs="Segoe UI Symbol"/>
@@ -423,6 +527,15 @@
         </w:rPr>
         <w:t xml:space="preserve"> Le composant Collapse est réutilisé entre la page À propos et la page Détails de l'appartement. </w:t>
       </w:r>
+    </w:p>
+    <w:p>
+      <w:pPr>
+        <w:rPr>
+          <w:rFonts w:ascii="Arial" w:hAnsi="Arial"/>
+          <w:color w:val="000000"/>
+          <w:shd w:val="clear" w:color="auto" w:fill="FFFFFF"/>
+        </w:rPr>
+      </w:pPr>
       <w:r>
         <w:rPr>
           <w:rFonts w:ascii="Segoe UI Symbol" w:hAnsi="Segoe UI Symbol" w:cs="Segoe UI Symbol"/>
@@ -457,6 +570,15 @@
         </w:rPr>
         <w:t xml:space="preserve"> permet bien de faire défiler les images correspondant à un logement. Les comportements précisés dans les contraintes fonctionnelles sont respectés. </w:t>
       </w:r>
+    </w:p>
+    <w:p>
+      <w:pPr>
+        <w:rPr>
+          <w:rFonts w:ascii="Arial" w:hAnsi="Arial"/>
+          <w:color w:val="000000"/>
+          <w:shd w:val="clear" w:color="auto" w:fill="FFFFFF"/>
+        </w:rPr>
+      </w:pPr>
       <w:r>
         <w:rPr>
           <w:rFonts w:ascii="Segoe UI Symbol" w:hAnsi="Segoe UI Symbol" w:cs="Segoe UI Symbol"/>
@@ -473,6 +595,15 @@
         </w:rPr>
         <w:t xml:space="preserve"> L'étudiant itère sur le JSON pour afficher les appartements correspondants. </w:t>
       </w:r>
+    </w:p>
+    <w:p>
+      <w:pPr>
+        <w:rPr>
+          <w:rFonts w:ascii="Arial" w:hAnsi="Arial"/>
+          <w:color w:val="000000"/>
+          <w:shd w:val="clear" w:color="auto" w:fill="FFFFFF"/>
+        </w:rPr>
+      </w:pPr>
       <w:r>
         <w:rPr>
           <w:rFonts w:ascii="Segoe UI Symbol" w:hAnsi="Segoe UI Symbol" w:cs="Segoe UI Symbol"/>
@@ -489,6 +620,15 @@
         </w:rPr>
         <w:t xml:space="preserve"> L’étudiant est capable d’expliquer le fonctionnement des composants, en particulier du carrousel et du Collapse. </w:t>
       </w:r>
+    </w:p>
+    <w:p>
+      <w:pPr>
+        <w:rPr>
+          <w:rFonts w:ascii="Arial" w:hAnsi="Arial"/>
+          <w:color w:val="000000"/>
+          <w:shd w:val="clear" w:color="auto" w:fill="FFFFFF"/>
+        </w:rPr>
+      </w:pPr>
       <w:r>
         <w:rPr>
           <w:rFonts w:ascii="Segoe UI Symbol" w:hAnsi="Segoe UI Symbol" w:cs="Segoe UI Symbol"/>
@@ -539,7 +679,24 @@
           <w:color w:val="000000"/>
           <w:shd w:val="clear" w:color="auto" w:fill="FFFFFF"/>
         </w:rPr>
-        <w:t xml:space="preserve">. Configurer la navigation entre les pages de l’application avec </w:t>
+        <w:t xml:space="preserve">. </w:t>
+      </w:r>
+    </w:p>
+    <w:p>
+      <w:pPr>
+        <w:rPr>
+          <w:rFonts w:ascii="Arial" w:hAnsi="Arial"/>
+          <w:color w:val="000000"/>
+          <w:shd w:val="clear" w:color="auto" w:fill="FFFFFF"/>
+        </w:rPr>
+      </w:pPr>
+      <w:r>
+        <w:rPr>
+          <w:rFonts w:ascii="Arial" w:hAnsi="Arial"/>
+          <w:color w:val="000000"/>
+          <w:shd w:val="clear" w:color="auto" w:fill="FFFFFF"/>
+        </w:rPr>
+        <w:t xml:space="preserve">Configurer la navigation entre les pages de l’application avec </w:t>
       </w:r>
       <w:proofErr w:type="spellStart"/>
       <w:r>
@@ -575,6 +732,15 @@
         </w:rPr>
         <w:t xml:space="preserve"> Une page 404 est renvoyée pour chaque route inexistante. </w:t>
       </w:r>
+    </w:p>
+    <w:p>
+      <w:pPr>
+        <w:rPr>
+          <w:rFonts w:ascii="Arial" w:hAnsi="Arial"/>
+          <w:color w:val="000000"/>
+          <w:shd w:val="clear" w:color="auto" w:fill="FFFFFF"/>
+        </w:rPr>
+      </w:pPr>
       <w:r>
         <w:rPr>
           <w:rFonts w:ascii="Segoe UI Symbol" w:hAnsi="Segoe UI Symbol" w:cs="Segoe UI Symbol"/>
@@ -607,14 +773,41 @@
           <w:color w:val="000000"/>
           <w:shd w:val="clear" w:color="auto" w:fill="FFFFFF"/>
         </w:rPr>
-        <w:t xml:space="preserve"> est gérée dans un seul fichier. Le repo GitHub de l’application complète peut être validé si : </w:t>
-      </w:r>
+        <w:t xml:space="preserve"> est gérée dans un seul fichier. </w:t>
+      </w:r>
+    </w:p>
+    <w:p>
+      <w:pPr>
+        <w:rPr>
+          <w:rFonts w:ascii="Arial" w:hAnsi="Arial"/>
+          <w:color w:val="000000"/>
+          <w:shd w:val="clear" w:color="auto" w:fill="FFFFFF"/>
+        </w:rPr>
+      </w:pPr>
+      <w:r>
+        <w:rPr>
+          <w:rFonts w:ascii="Arial" w:hAnsi="Arial"/>
+          <w:color w:val="000000"/>
+          <w:shd w:val="clear" w:color="auto" w:fill="FFFFFF"/>
+        </w:rPr>
+        <w:t xml:space="preserve">Le repo GitHub de l’application complète peut être validé si : </w:t>
+      </w:r>
+    </w:p>
+    <w:p>
+      <w:pPr>
+        <w:rPr>
+          <w:rFonts w:ascii="Arial" w:hAnsi="Arial"/>
+          <w:color w:val="000000"/>
+          <w:shd w:val="clear" w:color="auto" w:fill="FFFFFF"/>
+        </w:rPr>
+      </w:pPr>
       <w:r>
         <w:rPr>
           <w:rFonts w:ascii="Segoe UI Symbol" w:hAnsi="Segoe UI Symbol" w:cs="Segoe UI Symbol"/>
           <w:color w:val="000000"/>
           <w:shd w:val="clear" w:color="auto" w:fill="FFFFFF"/>
         </w:rPr>
+        <w:lastRenderedPageBreak/>
         <w:t>❒</w:t>
       </w:r>
       <w:r>
@@ -643,6 +836,15 @@
         </w:rPr>
         <w:t xml:space="preserve"> de l'appartement passé en paramètre dans l'URL. </w:t>
       </w:r>
+    </w:p>
+    <w:p>
+      <w:pPr>
+        <w:rPr>
+          <w:rFonts w:ascii="Arial" w:hAnsi="Arial"/>
+          <w:color w:val="000000"/>
+          <w:shd w:val="clear" w:color="auto" w:fill="FFFFFF"/>
+        </w:rPr>
+      </w:pPr>
       <w:r>
         <w:rPr>
           <w:rFonts w:ascii="Segoe UI Symbol" w:hAnsi="Segoe UI Symbol" w:cs="Segoe UI Symbol"/>
@@ -677,6 +879,15 @@
         </w:rPr>
         <w:t xml:space="preserve"> Router. </w:t>
       </w:r>
+    </w:p>
+    <w:p>
+      <w:pPr>
+        <w:rPr>
+          <w:rFonts w:ascii="Arial" w:hAnsi="Arial"/>
+          <w:color w:val="000000"/>
+          <w:shd w:val="clear" w:color="auto" w:fill="FFFFFF"/>
+        </w:rPr>
+      </w:pPr>
       <w:r>
         <w:rPr>
           <w:rFonts w:ascii="Segoe UI Symbol" w:hAnsi="Segoe UI Symbol" w:cs="Segoe UI Symbol"/>
@@ -711,6 +922,15 @@
         </w:rPr>
         <w:t xml:space="preserve"> de l'appartement dans l'URL et renseigne un id inexistant. </w:t>
       </w:r>
+    </w:p>
+    <w:p>
+      <w:pPr>
+        <w:rPr>
+          <w:rFonts w:ascii="Arial" w:hAnsi="Arial"/>
+          <w:color w:val="000000"/>
+          <w:shd w:val="clear" w:color="auto" w:fill="FFFFFF"/>
+        </w:rPr>
+      </w:pPr>
       <w:r>
         <w:rPr>
           <w:rFonts w:ascii="Segoe UI Symbol" w:hAnsi="Segoe UI Symbol" w:cs="Segoe UI Symbol"/>
@@ -745,6 +965,15 @@
         </w:rPr>
         <w:t xml:space="preserve"> (Seulement pour les étudiants du parcours Développeur Web. Ne peut faire l'objet d'un refus pour les étudiants du parcours Intégrateur Web) </w:t>
       </w:r>
+    </w:p>
+    <w:p>
+      <w:pPr>
+        <w:rPr>
+          <w:rFonts w:ascii="Arial" w:hAnsi="Arial"/>
+          <w:color w:val="000000"/>
+          <w:shd w:val="clear" w:color="auto" w:fill="FFFFFF"/>
+        </w:rPr>
+      </w:pPr>
       <w:r>
         <w:rPr>
           <w:rFonts w:ascii="Segoe UI Symbol" w:hAnsi="Segoe UI Symbol" w:cs="Segoe UI Symbol"/>
@@ -795,7 +1024,17 @@
           <w:color w:val="000000"/>
           <w:shd w:val="clear" w:color="auto" w:fill="FFFFFF"/>
         </w:rPr>
-        <w:t xml:space="preserve"> des animations CSS (Seulement pour les étudiants du parcours Développeur Web. Ne peut faire l'objet d'un refus pour les étudiants du parcours Intégrateur Web) </w:t>
+        <w:t xml:space="preserve"> des animations CSS (Seulement pour les étudiants du parcours Développeur Web. Ne peut faire l'objet d'un refus pour les étudiants du parcours Intégrateur Web)</w:t>
+      </w:r>
+    </w:p>
+    <w:p>
+      <w:r>
+        <w:rPr>
+          <w:rFonts w:ascii="Arial" w:hAnsi="Arial"/>
+          <w:color w:val="000000"/>
+          <w:shd w:val="clear" w:color="auto" w:fill="FFFFFF"/>
+        </w:rPr>
+        <w:t xml:space="preserve"> </w:t>
       </w:r>
       <w:r>
         <w:rPr>
